--- a/docs/report.docx
+++ b/docs/report.docx
@@ -126,7 +126,6 @@
           <w:b/>
           <w:sz w:val="36"/>
           <w:szCs w:val="36"/>
-          <w:lang w:val="en-US"/>
         </w:rPr>
       </w:pPr>
       <w:r>
@@ -144,7 +143,6 @@
           <w:b/>
           <w:sz w:val="36"/>
           <w:szCs w:val="36"/>
-          <w:lang w:val="en-US"/>
         </w:rPr>
         <w:t>2</w:t>
       </w:r>
@@ -185,8 +183,9 @@
           <w:b/>
           <w:sz w:val="32"/>
           <w:szCs w:val="32"/>
-        </w:rPr>
-        <w:t>470407</w:t>
+          <w:lang w:val="en-US"/>
+        </w:rPr>
+        <w:t>3124123</w:t>
       </w:r>
     </w:p>
     <w:p>
@@ -598,6 +597,7 @@
       <w:r>
         <w:rPr>
           <w:rFonts w:ascii="Times New Roman" w:eastAsia="Times New Roman" w:hAnsi="Times New Roman" w:cs="Times New Roman"/>
+          <w:noProof/>
         </w:rPr>
         <w:lastRenderedPageBreak/>
         <w:drawing>
@@ -1134,16 +1134,7 @@
           <w:sz w:val="28"/>
           <w:szCs w:val="28"/>
         </w:rPr>
-        <w:t>Логарифмический блок включает</w:t>
-      </w:r>
-      <w:r>
-        <w:rPr>
-          <w:rFonts w:ascii="Times New Roman" w:eastAsia="Times New Roman" w:hAnsi="Times New Roman" w:cs="Times New Roman"/>
-          <w:bCs/>
-          <w:sz w:val="28"/>
-          <w:szCs w:val="28"/>
-        </w:rPr>
-        <w:t xml:space="preserve"> </w:t>
+        <w:t xml:space="preserve">Логарифмический блок включает </w:t>
       </w:r>
       <w:r>
         <w:rPr>
@@ -1642,6 +1633,23 @@
           <w:rFonts w:ascii="Times New Roman" w:eastAsia="Times New Roman" w:hAnsi="Times New Roman" w:cs="Times New Roman"/>
           <w:sz w:val="28"/>
           <w:szCs w:val="28"/>
+        </w:rPr>
+      </w:pPr>
+      <w:r>
+        <w:rPr>
+          <w:rFonts w:ascii="Times New Roman" w:eastAsia="Times New Roman" w:hAnsi="Times New Roman" w:cs="Times New Roman"/>
+          <w:sz w:val="28"/>
+          <w:szCs w:val="28"/>
+        </w:rPr>
+        <w:t>Как мы можем видеть, все работает корректно:</w:t>
+      </w:r>
+    </w:p>
+    <w:p>
+      <w:pPr>
+        <w:rPr>
+          <w:rFonts w:ascii="Times New Roman" w:eastAsia="Times New Roman" w:hAnsi="Times New Roman" w:cs="Times New Roman"/>
+          <w:sz w:val="28"/>
+          <w:szCs w:val="28"/>
           <w:lang w:val="en-US"/>
         </w:rPr>
       </w:pPr>
@@ -1650,31 +1658,13 @@
           <w:rFonts w:ascii="Times New Roman" w:eastAsia="Times New Roman" w:hAnsi="Times New Roman" w:cs="Times New Roman"/>
           <w:sz w:val="28"/>
           <w:szCs w:val="28"/>
-        </w:rPr>
-        <w:t>Как мы можем видеть, все работает корректно:</w:t>
-      </w:r>
-    </w:p>
-    <w:p>
-      <w:pPr>
-        <w:rPr>
-          <w:rFonts w:ascii="Times New Roman" w:eastAsia="Times New Roman" w:hAnsi="Times New Roman" w:cs="Times New Roman"/>
-          <w:sz w:val="28"/>
-          <w:szCs w:val="28"/>
           <w:lang w:val="en-US"/>
         </w:rPr>
-      </w:pPr>
-      <w:r>
-        <w:rPr>
-          <w:rFonts w:ascii="Times New Roman" w:eastAsia="Times New Roman" w:hAnsi="Times New Roman" w:cs="Times New Roman"/>
-          <w:sz w:val="28"/>
-          <w:szCs w:val="28"/>
-          <w:lang w:val="en-US"/>
-        </w:rPr>
         <w:drawing>
-          <wp:inline distT="0" distB="0" distL="0" distR="0" wp14:anchorId="56D85D00" wp14:editId="3C8502C7">
-            <wp:extent cx="5939790" cy="2862580"/>
+          <wp:inline distT="0" distB="0" distL="0" distR="0" wp14:anchorId="2AC871DB" wp14:editId="6238917A">
+            <wp:extent cx="5939790" cy="2762885"/>
             <wp:effectExtent l="0" t="0" r="3810" b="0"/>
-            <wp:docPr id="533282746" name="Рисунок 1"/>
+            <wp:docPr id="1018809515" name="Рисунок 1"/>
             <wp:cNvGraphicFramePr>
               <a:graphicFrameLocks xmlns:a="http://schemas.openxmlformats.org/drawingml/2006/main" noChangeAspect="1"/>
             </wp:cNvGraphicFramePr>
@@ -1682,7 +1672,7 @@
               <a:graphicData uri="http://schemas.openxmlformats.org/drawingml/2006/picture">
                 <pic:pic xmlns:pic="http://schemas.openxmlformats.org/drawingml/2006/picture">
                   <pic:nvPicPr>
-                    <pic:cNvPr id="533282746" name=""/>
+                    <pic:cNvPr id="1018809515" name=""/>
                     <pic:cNvPicPr/>
                   </pic:nvPicPr>
                   <pic:blipFill>
@@ -1694,7 +1684,7 @@
                   <pic:spPr>
                     <a:xfrm>
                       <a:off x="0" y="0"/>
-                      <a:ext cx="5939790" cy="2862580"/>
+                      <a:ext cx="5939790" cy="2762885"/>
                     </a:xfrm>
                     <a:prstGeom prst="rect">
                       <a:avLst/>
@@ -1715,15 +1705,6 @@
           <w:szCs w:val="28"/>
         </w:rPr>
       </w:pPr>
-    </w:p>
-    <w:p>
-      <w:pPr>
-        <w:rPr>
-          <w:rFonts w:ascii="Times New Roman" w:eastAsia="Times New Roman" w:hAnsi="Times New Roman" w:cs="Times New Roman"/>
-          <w:sz w:val="28"/>
-          <w:szCs w:val="28"/>
-        </w:rPr>
-      </w:pPr>
       <w:r>
         <w:rPr>
           <w:rFonts w:ascii="Times New Roman" w:eastAsia="Times New Roman" w:hAnsi="Times New Roman" w:cs="Times New Roman"/>
@@ -1731,10 +1712,10 @@
           <w:szCs w:val="28"/>
         </w:rPr>
         <w:drawing>
-          <wp:inline distT="0" distB="0" distL="0" distR="0" wp14:anchorId="6EB7729C" wp14:editId="613C5651">
-            <wp:extent cx="5939790" cy="1275080"/>
-            <wp:effectExtent l="0" t="0" r="3810" b="1270"/>
-            <wp:docPr id="2067982834" name="Рисунок 1"/>
+          <wp:inline distT="0" distB="0" distL="0" distR="0" wp14:anchorId="5DBF9FAE" wp14:editId="30C37667">
+            <wp:extent cx="5939790" cy="1532255"/>
+            <wp:effectExtent l="0" t="0" r="3810" b="0"/>
+            <wp:docPr id="630851132" name="Рисунок 1"/>
             <wp:cNvGraphicFramePr>
               <a:graphicFrameLocks xmlns:a="http://schemas.openxmlformats.org/drawingml/2006/main" noChangeAspect="1"/>
             </wp:cNvGraphicFramePr>
@@ -1742,7 +1723,7 @@
               <a:graphicData uri="http://schemas.openxmlformats.org/drawingml/2006/picture">
                 <pic:pic xmlns:pic="http://schemas.openxmlformats.org/drawingml/2006/picture">
                   <pic:nvPicPr>
-                    <pic:cNvPr id="2067982834" name=""/>
+                    <pic:cNvPr id="630851132" name=""/>
                     <pic:cNvPicPr/>
                   </pic:nvPicPr>
                   <pic:blipFill>
@@ -1754,7 +1735,7 @@
                   <pic:spPr>
                     <a:xfrm>
                       <a:off x="0" y="0"/>
-                      <a:ext cx="5939790" cy="1275080"/>
+                      <a:ext cx="5939790" cy="1532255"/>
                     </a:xfrm>
                     <a:prstGeom prst="rect">
                       <a:avLst/>
@@ -1810,7 +1791,6 @@
           <w:b/>
           <w:sz w:val="30"/>
           <w:szCs w:val="30"/>
-          <w:lang w:val="en-US"/>
         </w:rPr>
       </w:pPr>
       <w:r>
@@ -1826,6 +1806,14 @@
     </w:p>
     <w:p>
       <w:pPr>
+        <w:rPr>
+          <w:rFonts w:ascii="Times New Roman" w:eastAsia="Times New Roman" w:hAnsi="Times New Roman" w:cs="Times New Roman"/>
+          <w:b/>
+          <w:sz w:val="30"/>
+          <w:szCs w:val="30"/>
+        </w:rPr>
+      </w:pPr>
+      <w:r>
         <w:rPr>
           <w:rFonts w:ascii="Times New Roman" w:eastAsia="Times New Roman" w:hAnsi="Times New Roman" w:cs="Times New Roman"/>
           <w:b/>
@@ -1833,15 +1821,6 @@
           <w:szCs w:val="30"/>
           <w:lang w:val="en-US"/>
         </w:rPr>
-      </w:pPr>
-      <w:r>
-        <w:rPr>
-          <w:rFonts w:ascii="Times New Roman" w:eastAsia="Times New Roman" w:hAnsi="Times New Roman" w:cs="Times New Roman"/>
-          <w:b/>
-          <w:sz w:val="30"/>
-          <w:szCs w:val="30"/>
-          <w:lang w:val="en-US"/>
-        </w:rPr>
         <w:t>trig</w:t>
       </w:r>
     </w:p>
@@ -1856,6 +1835,7 @@
       <w:r>
         <w:rPr>
           <w:rFonts w:ascii="Times New Roman" w:eastAsia="Times New Roman" w:hAnsi="Times New Roman" w:cs="Times New Roman"/>
+          <w:noProof/>
           <w:sz w:val="28"/>
           <w:szCs w:val="28"/>
         </w:rPr>
@@ -1927,6 +1907,7 @@
       <w:r>
         <w:rPr>
           <w:rFonts w:ascii="Times New Roman" w:eastAsia="Times New Roman" w:hAnsi="Times New Roman" w:cs="Times New Roman"/>
+          <w:noProof/>
           <w:sz w:val="28"/>
           <w:szCs w:val="28"/>
           <w:lang w:val="en-US"/>
@@ -1998,6 +1979,7 @@
       <w:r>
         <w:rPr>
           <w:rFonts w:ascii="Times New Roman" w:eastAsia="Times New Roman" w:hAnsi="Times New Roman" w:cs="Times New Roman"/>
+          <w:noProof/>
           <w:sz w:val="28"/>
           <w:szCs w:val="28"/>
         </w:rPr>
@@ -3805,6 +3787,7 @@
   <w:style w:type="character" w:default="1" w:styleId="a0">
     <w:name w:val="Default Paragraph Font"/>
     <w:uiPriority w:val="1"/>
+    <w:semiHidden/>
     <w:unhideWhenUsed/>
   </w:style>
   <w:style w:type="table" w:default="1" w:styleId="a1">
